--- a/lomonsov 2026/Тезисы ломоносов 2026.docx
+++ b/lomonsov 2026/Тезисы ломоносов 2026.docx
@@ -47,25 +47,7 @@
           <w:sz w:val="24"/>
           <w:szCs w:val="28"/>
         </w:rPr>
-        <w:t>21</w:t>
-      </w:r>
-      <w:r>
-        <w:rPr>
-          <w:rFonts w:ascii="Times New Roman" w:hAnsi="Times New Roman" w:cs="Times New Roman"/>
-          <w:b/>
-          <w:sz w:val="24"/>
-          <w:szCs w:val="28"/>
-        </w:rPr>
-        <w:t xml:space="preserve"> стран</w:t>
-      </w:r>
-      <w:r>
-        <w:rPr>
-          <w:rFonts w:ascii="Times New Roman" w:hAnsi="Times New Roman" w:cs="Times New Roman"/>
-          <w:b/>
-          <w:sz w:val="24"/>
-          <w:szCs w:val="28"/>
-        </w:rPr>
-        <w:t>ы</w:t>
+        <w:t>Китая и Индии</w:t>
       </w:r>
     </w:p>
     <w:p>
@@ -411,7 +393,159 @@
           <w:sz w:val="24"/>
           <w:szCs w:val="28"/>
         </w:rPr>
-        <w:t>проанализировать вклад фондовых рынков и банковского сектора в экономический рост. В рамках исследования использовалась два показателя банковского сектора (объем депозитов в банковской системе и кредитная задолженность частного сектора), два показателя фондового рынка (рыночная капитализация фондового рынка и объем торгов на нем) и ВВП. Все значения приведены в постоянных долларах США 2015 года.</w:t>
+        <w:t xml:space="preserve">проанализировать вклад фондовых рынков и банковского сектора в экономический рост. В рамках исследования использовалась </w:t>
+      </w:r>
+      <w:r>
+        <w:rPr>
+          <w:rFonts w:ascii="Times New Roman" w:hAnsi="Times New Roman" w:cs="Times New Roman"/>
+          <w:sz w:val="24"/>
+          <w:szCs w:val="28"/>
+        </w:rPr>
+        <w:t>ВВП</w:t>
+      </w:r>
+      <w:r>
+        <w:rPr>
+          <w:rFonts w:ascii="Times New Roman" w:hAnsi="Times New Roman" w:cs="Times New Roman"/>
+          <w:sz w:val="24"/>
+          <w:szCs w:val="28"/>
+        </w:rPr>
+        <w:t>,</w:t>
+      </w:r>
+      <w:r>
+        <w:rPr>
+          <w:rFonts w:ascii="Times New Roman" w:hAnsi="Times New Roman" w:cs="Times New Roman"/>
+          <w:sz w:val="24"/>
+          <w:szCs w:val="28"/>
+        </w:rPr>
+        <w:t xml:space="preserve"> как зависимая переменная, </w:t>
+      </w:r>
+      <w:r>
+        <w:rPr>
+          <w:rFonts w:ascii="Times New Roman" w:hAnsi="Times New Roman" w:cs="Times New Roman"/>
+          <w:sz w:val="24"/>
+          <w:szCs w:val="28"/>
+        </w:rPr>
+        <w:t>кредитная задолженность частного сектора</w:t>
+      </w:r>
+      <w:r>
+        <w:rPr>
+          <w:rFonts w:ascii="Times New Roman" w:hAnsi="Times New Roman" w:cs="Times New Roman"/>
+          <w:sz w:val="24"/>
+          <w:szCs w:val="28"/>
+        </w:rPr>
+        <w:t xml:space="preserve"> (показатель</w:t>
+      </w:r>
+      <w:r>
+        <w:rPr>
+          <w:rFonts w:ascii="Times New Roman" w:hAnsi="Times New Roman" w:cs="Times New Roman"/>
+          <w:sz w:val="24"/>
+          <w:szCs w:val="28"/>
+        </w:rPr>
+        <w:t xml:space="preserve"> банковского сектора</w:t>
+      </w:r>
+      <w:r>
+        <w:rPr>
+          <w:rFonts w:ascii="Times New Roman" w:hAnsi="Times New Roman" w:cs="Times New Roman"/>
+          <w:sz w:val="24"/>
+          <w:szCs w:val="28"/>
+        </w:rPr>
+        <w:t xml:space="preserve">), </w:t>
+      </w:r>
+      <w:r>
+        <w:rPr>
+          <w:rFonts w:ascii="Times New Roman" w:hAnsi="Times New Roman" w:cs="Times New Roman"/>
+          <w:sz w:val="24"/>
+          <w:szCs w:val="28"/>
+        </w:rPr>
+        <w:t>рыночна</w:t>
+      </w:r>
+      <w:r>
+        <w:rPr>
+          <w:rFonts w:ascii="Times New Roman" w:hAnsi="Times New Roman" w:cs="Times New Roman"/>
+          <w:sz w:val="24"/>
+          <w:szCs w:val="28"/>
+        </w:rPr>
+        <w:t xml:space="preserve">я капитализация фондового рынка (показатель фондового рынка) </w:t>
+      </w:r>
+      <w:r>
+        <w:rPr>
+          <w:rFonts w:ascii="Times New Roman" w:hAnsi="Times New Roman" w:cs="Times New Roman"/>
+          <w:sz w:val="24"/>
+          <w:szCs w:val="28"/>
+        </w:rPr>
+        <w:t>и</w:t>
+      </w:r>
+      <w:r>
+        <w:rPr>
+          <w:rFonts w:ascii="Times New Roman" w:hAnsi="Times New Roman" w:cs="Times New Roman"/>
+          <w:sz w:val="24"/>
+          <w:szCs w:val="28"/>
+        </w:rPr>
+        <w:t xml:space="preserve"> объем экспорта</w:t>
+      </w:r>
+      <w:r>
+        <w:rPr>
+          <w:rFonts w:ascii="Times New Roman" w:hAnsi="Times New Roman" w:cs="Times New Roman"/>
+          <w:sz w:val="24"/>
+          <w:szCs w:val="28"/>
+        </w:rPr>
+        <w:t xml:space="preserve"> товаров и услуг</w:t>
+      </w:r>
+      <w:r>
+        <w:rPr>
+          <w:rFonts w:ascii="Times New Roman" w:hAnsi="Times New Roman" w:cs="Times New Roman"/>
+          <w:sz w:val="24"/>
+          <w:szCs w:val="28"/>
+        </w:rPr>
+        <w:t xml:space="preserve"> </w:t>
+      </w:r>
+      <w:r>
+        <w:rPr>
+          <w:rFonts w:ascii="Times New Roman" w:hAnsi="Times New Roman" w:cs="Times New Roman"/>
+          <w:sz w:val="24"/>
+          <w:szCs w:val="28"/>
+        </w:rPr>
+        <w:t>в качестве контрольной переменной чтобы избежать</w:t>
+      </w:r>
+      <w:r>
+        <w:rPr>
+          <w:rFonts w:ascii="Times New Roman" w:hAnsi="Times New Roman" w:cs="Times New Roman"/>
+          <w:sz w:val="24"/>
+          <w:szCs w:val="28"/>
+        </w:rPr>
+        <w:t xml:space="preserve"> систематической ошибки, в</w:t>
+      </w:r>
+      <w:r>
+        <w:rPr>
+          <w:rFonts w:ascii="Times New Roman" w:hAnsi="Times New Roman" w:cs="Times New Roman"/>
+          <w:sz w:val="24"/>
+          <w:szCs w:val="28"/>
+        </w:rPr>
+        <w:t>ызванной упущенными переменными</w:t>
+      </w:r>
+      <w:r>
+        <w:rPr>
+          <w:rFonts w:ascii="Times New Roman" w:hAnsi="Times New Roman" w:cs="Times New Roman"/>
+          <w:sz w:val="24"/>
+          <w:szCs w:val="28"/>
+        </w:rPr>
+        <w:t>. Все</w:t>
+      </w:r>
+      <w:r>
+        <w:rPr>
+          <w:rFonts w:ascii="Times New Roman" w:hAnsi="Times New Roman" w:cs="Times New Roman"/>
+          <w:sz w:val="24"/>
+          <w:szCs w:val="28"/>
+        </w:rPr>
+        <w:t xml:space="preserve"> значения приведены в постоянные доллары</w:t>
+      </w:r>
+      <w:r>
+        <w:rPr>
+          <w:rFonts w:ascii="Times New Roman" w:hAnsi="Times New Roman" w:cs="Times New Roman"/>
+          <w:sz w:val="24"/>
+          <w:szCs w:val="28"/>
+        </w:rPr>
+        <w:t xml:space="preserve"> США 2015 года.</w:t>
       </w:r>
     </w:p>
     <w:p>
@@ -431,7 +565,127 @@
           <w:sz w:val="24"/>
           <w:szCs w:val="28"/>
         </w:rPr>
-        <w:t>Приведенные выше данные были собраны и рассчитаны с использованием баз данных Всемирного банка для 21 страны за период с 1994 по 2020 год. Выбор временного периода и количества исследуемых стран был обусловлен, прежде всего, желанием сформировать сбалансированную панель данных и получить объективные результаты. Выборка стран включает широкий спектр государств/территорий, расположенных в разных частях мира, с различной демографической ситуацией, на разных этапах социально-экономического развития и в различных геополитических альянсах, а именно: Австралия, Бразилия, Гонконг, Израиль, Индия, Индонезия, Китай, Республика Корея, Малайзия, Мексика, Нигерия, Польша, Россия, Сингапур, США, Таиланд, Турция, Филиппины, Чили, Южная Африка и Япония.</w:t>
+        <w:t xml:space="preserve">Указанные </w:t>
+      </w:r>
+      <w:r>
+        <w:rPr>
+          <w:rFonts w:ascii="Times New Roman" w:hAnsi="Times New Roman" w:cs="Times New Roman"/>
+          <w:sz w:val="24"/>
+          <w:szCs w:val="28"/>
+        </w:rPr>
+        <w:t>выше данные были собраны и</w:t>
+      </w:r>
+      <w:r>
+        <w:rPr>
+          <w:rFonts w:ascii="Times New Roman" w:hAnsi="Times New Roman" w:cs="Times New Roman"/>
+          <w:sz w:val="24"/>
+          <w:szCs w:val="28"/>
+        </w:rPr>
+        <w:t>/или</w:t>
+      </w:r>
+      <w:r>
+        <w:rPr>
+          <w:rFonts w:ascii="Times New Roman" w:hAnsi="Times New Roman" w:cs="Times New Roman"/>
+          <w:sz w:val="24"/>
+          <w:szCs w:val="28"/>
+        </w:rPr>
+        <w:t xml:space="preserve"> рассчитаны с использованием </w:t>
+      </w:r>
+      <w:r>
+        <w:rPr>
+          <w:rFonts w:ascii="Times New Roman" w:hAnsi="Times New Roman" w:cs="Times New Roman"/>
+          <w:sz w:val="24"/>
+          <w:szCs w:val="28"/>
+        </w:rPr>
+        <w:t xml:space="preserve">текущий и архивных версий </w:t>
+      </w:r>
+      <w:r>
+        <w:rPr>
+          <w:rFonts w:ascii="Times New Roman" w:hAnsi="Times New Roman" w:cs="Times New Roman"/>
+          <w:sz w:val="24"/>
+          <w:szCs w:val="28"/>
+        </w:rPr>
+        <w:t>баз</w:t>
+      </w:r>
+      <w:r>
+        <w:rPr>
+          <w:rFonts w:ascii="Times New Roman" w:hAnsi="Times New Roman" w:cs="Times New Roman"/>
+          <w:sz w:val="24"/>
+          <w:szCs w:val="28"/>
+        </w:rPr>
+        <w:t>ы</w:t>
+      </w:r>
+      <w:r>
+        <w:rPr>
+          <w:rFonts w:ascii="Times New Roman" w:hAnsi="Times New Roman" w:cs="Times New Roman"/>
+          <w:sz w:val="24"/>
+          <w:szCs w:val="28"/>
+        </w:rPr>
+        <w:t xml:space="preserve"> данных Всемирного банка</w:t>
+      </w:r>
+      <w:r>
+        <w:rPr>
+          <w:rFonts w:ascii="Times New Roman" w:hAnsi="Times New Roman" w:cs="Times New Roman"/>
+          <w:sz w:val="24"/>
+          <w:szCs w:val="28"/>
+        </w:rPr>
+        <w:t>, а также статистических баз разных ведомств рассматриваемых стран.</w:t>
+      </w:r>
+      <w:r>
+        <w:rPr>
+          <w:rFonts w:ascii="Times New Roman" w:hAnsi="Times New Roman" w:cs="Times New Roman"/>
+          <w:sz w:val="24"/>
+          <w:szCs w:val="28"/>
+        </w:rPr>
+        <w:t xml:space="preserve"> Анализировались</w:t>
+      </w:r>
+      <w:r>
+        <w:rPr>
+          <w:rFonts w:ascii="Times New Roman" w:hAnsi="Times New Roman" w:cs="Times New Roman"/>
+          <w:sz w:val="24"/>
+          <w:szCs w:val="28"/>
+        </w:rPr>
+        <w:t xml:space="preserve"> </w:t>
+      </w:r>
+      <w:r>
+        <w:rPr>
+          <w:rFonts w:ascii="Times New Roman" w:hAnsi="Times New Roman" w:cs="Times New Roman"/>
+          <w:sz w:val="24"/>
+          <w:szCs w:val="28"/>
+        </w:rPr>
+        <w:t>Китайская Народная Республика и Республика</w:t>
+      </w:r>
+      <w:r>
+        <w:rPr>
+          <w:rFonts w:ascii="Times New Roman" w:hAnsi="Times New Roman" w:cs="Times New Roman"/>
+          <w:sz w:val="24"/>
+          <w:szCs w:val="28"/>
+        </w:rPr>
+        <w:t xml:space="preserve"> Индия за период с 1991 по 2021</w:t>
+      </w:r>
+      <w:r>
+        <w:rPr>
+          <w:rFonts w:ascii="Times New Roman" w:hAnsi="Times New Roman" w:cs="Times New Roman"/>
+          <w:sz w:val="24"/>
+          <w:szCs w:val="28"/>
+        </w:rPr>
+        <w:t xml:space="preserve"> год. Выбор временного периода обусловлен, прежде всего, </w:t>
+      </w:r>
+      <w:r>
+        <w:rPr>
+          <w:rFonts w:ascii="Times New Roman" w:hAnsi="Times New Roman" w:cs="Times New Roman"/>
+          <w:sz w:val="24"/>
+          <w:szCs w:val="28"/>
+        </w:rPr>
+        <w:t>их доступностью</w:t>
+      </w:r>
+      <w:r>
+        <w:rPr>
+          <w:rFonts w:ascii="Times New Roman" w:hAnsi="Times New Roman" w:cs="Times New Roman"/>
+          <w:sz w:val="24"/>
+          <w:szCs w:val="28"/>
+        </w:rPr>
+        <w:t xml:space="preserve">. </w:t>
       </w:r>
     </w:p>
     <w:p>
@@ -499,17 +753,7 @@
           <w:sz w:val="24"/>
           <w:szCs w:val="28"/>
         </w:rPr>
-        <w:t>, а его результаты более робастным</w:t>
-      </w:r>
-      <w:bookmarkStart w:id="0" w:name="_GoBack"/>
-      <w:bookmarkEnd w:id="0"/>
-      <w:r>
-        <w:rPr>
-          <w:rFonts w:ascii="Times New Roman" w:hAnsi="Times New Roman" w:cs="Times New Roman"/>
-          <w:sz w:val="24"/>
-          <w:szCs w:val="28"/>
-        </w:rPr>
-        <w:t>и</w:t>
+        <w:t>, а его результаты более робастными</w:t>
       </w:r>
       <w:r>
         <w:rPr>
@@ -601,16 +845,7 @@
           <w:sz w:val="24"/>
           <w:szCs w:val="28"/>
         </w:rPr>
-        <w:t xml:space="preserve">, панельная регрессия </w:t>
-      </w:r>
-      <w:r>
-        <w:rPr>
-          <w:rFonts w:ascii="Times New Roman" w:hAnsi="Times New Roman" w:cs="Times New Roman"/>
-          <w:sz w:val="24"/>
-          <w:szCs w:val="28"/>
-        </w:rPr>
-        <w:lastRenderedPageBreak/>
-        <w:t>со случайными эффектами</w:t>
+        <w:t>, панельная регрессия со случайными эффектами</w:t>
       </w:r>
       <w:r>
         <w:rPr>
@@ -710,39 +945,128 @@
           <w:sz w:val="24"/>
           <w:szCs w:val="28"/>
         </w:rPr>
-        <w:t xml:space="preserve"> во времени) продемонстрировала статистическую значимость для </w:t>
-      </w:r>
-      <w:r>
-        <w:rPr>
-          <w:rFonts w:ascii="Times New Roman" w:hAnsi="Times New Roman" w:cs="Times New Roman"/>
-          <w:sz w:val="24"/>
-          <w:szCs w:val="28"/>
-        </w:rPr>
-        <w:t>кредитной задолженности частного сектора и рыночной капитализации фондового рынка</w:t>
-      </w:r>
-      <w:r>
-        <w:rPr>
-          <w:rFonts w:ascii="Times New Roman" w:hAnsi="Times New Roman" w:cs="Times New Roman"/>
-          <w:sz w:val="24"/>
-          <w:szCs w:val="28"/>
-        </w:rPr>
-        <w:t xml:space="preserve">. Более того, вклад роста долга был положительным, а вклад капитализации </w:t>
-      </w:r>
-      <w:r>
-        <w:rPr>
-          <w:rFonts w:ascii="Times New Roman" w:hAnsi="Times New Roman" w:cs="Times New Roman"/>
-          <w:sz w:val="24"/>
-          <w:szCs w:val="28"/>
-        </w:rPr>
-        <w:t>–</w:t>
-      </w:r>
-      <w:r>
-        <w:rPr>
-          <w:rFonts w:ascii="Times New Roman" w:hAnsi="Times New Roman" w:cs="Times New Roman"/>
-          <w:sz w:val="24"/>
-          <w:szCs w:val="28"/>
-        </w:rPr>
-        <w:t xml:space="preserve"> отрицательным. Коэффициент детерминации составил 0,46, что означает, что модель объясняет 46% дисперсии зависимой переменной.</w:t>
+        <w:t xml:space="preserve"> во времени) продемонстрировала статистическую значимость </w:t>
+      </w:r>
+      <w:r>
+        <w:rPr>
+          <w:rFonts w:ascii="Times New Roman" w:hAnsi="Times New Roman" w:cs="Times New Roman"/>
+          <w:sz w:val="24"/>
+          <w:szCs w:val="28"/>
+        </w:rPr>
+        <w:t xml:space="preserve">кредитной задолженности частного сектора </w:t>
+      </w:r>
+      <w:r>
+        <w:rPr>
+          <w:rFonts w:ascii="Times New Roman" w:hAnsi="Times New Roman" w:cs="Times New Roman"/>
+          <w:sz w:val="24"/>
+          <w:szCs w:val="28"/>
+        </w:rPr>
+        <w:t xml:space="preserve">и </w:t>
+      </w:r>
+      <w:r>
+        <w:rPr>
+          <w:rFonts w:ascii="Times New Roman" w:hAnsi="Times New Roman" w:cs="Times New Roman"/>
+          <w:sz w:val="24"/>
+          <w:szCs w:val="28"/>
+        </w:rPr>
+        <w:t>объем</w:t>
+      </w:r>
+      <w:r>
+        <w:rPr>
+          <w:rFonts w:ascii="Times New Roman" w:hAnsi="Times New Roman" w:cs="Times New Roman"/>
+          <w:sz w:val="24"/>
+          <w:szCs w:val="28"/>
+        </w:rPr>
+        <w:t>а</w:t>
+      </w:r>
+      <w:r>
+        <w:rPr>
+          <w:rFonts w:ascii="Times New Roman" w:hAnsi="Times New Roman" w:cs="Times New Roman"/>
+          <w:sz w:val="24"/>
+          <w:szCs w:val="28"/>
+        </w:rPr>
+        <w:t xml:space="preserve"> </w:t>
+      </w:r>
+      <w:r>
+        <w:rPr>
+          <w:rFonts w:ascii="Times New Roman" w:hAnsi="Times New Roman" w:cs="Times New Roman"/>
+          <w:sz w:val="24"/>
+          <w:szCs w:val="28"/>
+        </w:rPr>
+        <w:lastRenderedPageBreak/>
+        <w:t>экспорта товаров и услуг</w:t>
+      </w:r>
+      <w:r>
+        <w:rPr>
+          <w:rFonts w:ascii="Times New Roman" w:hAnsi="Times New Roman" w:cs="Times New Roman"/>
+          <w:sz w:val="24"/>
+          <w:szCs w:val="28"/>
+        </w:rPr>
+        <w:t xml:space="preserve">. </w:t>
+      </w:r>
+      <w:r>
+        <w:rPr>
+          <w:rFonts w:ascii="Times New Roman" w:hAnsi="Times New Roman" w:cs="Times New Roman"/>
+          <w:sz w:val="24"/>
+          <w:szCs w:val="28"/>
+        </w:rPr>
+        <w:t>В</w:t>
+      </w:r>
+      <w:r>
+        <w:rPr>
+          <w:rFonts w:ascii="Times New Roman" w:hAnsi="Times New Roman" w:cs="Times New Roman"/>
+          <w:sz w:val="24"/>
+          <w:szCs w:val="28"/>
+        </w:rPr>
+        <w:t xml:space="preserve">клад </w:t>
+      </w:r>
+      <w:r>
+        <w:rPr>
+          <w:rFonts w:ascii="Times New Roman" w:hAnsi="Times New Roman" w:cs="Times New Roman"/>
+          <w:sz w:val="24"/>
+          <w:szCs w:val="28"/>
+        </w:rPr>
+        <w:t>обоих показателей положительный</w:t>
+      </w:r>
+      <w:r>
+        <w:rPr>
+          <w:rFonts w:ascii="Times New Roman" w:hAnsi="Times New Roman" w:cs="Times New Roman"/>
+          <w:sz w:val="24"/>
+          <w:szCs w:val="28"/>
+        </w:rPr>
+        <w:t>. Коэффициент детерминации составил 0,</w:t>
+      </w:r>
+      <w:r>
+        <w:rPr>
+          <w:rFonts w:ascii="Times New Roman" w:hAnsi="Times New Roman" w:cs="Times New Roman"/>
+          <w:sz w:val="24"/>
+          <w:szCs w:val="28"/>
+        </w:rPr>
+        <w:t>73</w:t>
+      </w:r>
+      <w:r>
+        <w:rPr>
+          <w:rFonts w:ascii="Times New Roman" w:hAnsi="Times New Roman" w:cs="Times New Roman"/>
+          <w:sz w:val="24"/>
+          <w:szCs w:val="28"/>
+        </w:rPr>
+        <w:t xml:space="preserve">, что означает, что модель объясняет </w:t>
+      </w:r>
+      <w:r>
+        <w:rPr>
+          <w:rFonts w:ascii="Times New Roman" w:hAnsi="Times New Roman" w:cs="Times New Roman"/>
+          <w:sz w:val="24"/>
+          <w:szCs w:val="28"/>
+        </w:rPr>
+        <w:t>73</w:t>
+      </w:r>
+      <w:r>
+        <w:rPr>
+          <w:rFonts w:ascii="Times New Roman" w:hAnsi="Times New Roman" w:cs="Times New Roman"/>
+          <w:sz w:val="24"/>
+          <w:szCs w:val="28"/>
+        </w:rPr>
+        <w:t>% дисперсии зависимой переменной.</w:t>
       </w:r>
     </w:p>
     <w:p>
@@ -810,7 +1134,39 @@
           <w:sz w:val="24"/>
           <w:szCs w:val="28"/>
         </w:rPr>
-        <w:t xml:space="preserve">и капитализации. Коэффициент детерминации внутри групп составил 0,30, между группами </w:t>
+        <w:t xml:space="preserve">и </w:t>
+      </w:r>
+      <w:r>
+        <w:rPr>
+          <w:rFonts w:ascii="Times New Roman" w:hAnsi="Times New Roman" w:cs="Times New Roman"/>
+          <w:sz w:val="24"/>
+          <w:szCs w:val="28"/>
+        </w:rPr>
+        <w:t>экспорта</w:t>
+      </w:r>
+      <w:r>
+        <w:rPr>
+          <w:rFonts w:ascii="Times New Roman" w:hAnsi="Times New Roman" w:cs="Times New Roman"/>
+          <w:sz w:val="24"/>
+          <w:szCs w:val="28"/>
+        </w:rPr>
+        <w:t>. Коэффициент детерминации внутри групп составил 0,</w:t>
+      </w:r>
+      <w:r>
+        <w:rPr>
+          <w:rFonts w:ascii="Times New Roman" w:hAnsi="Times New Roman" w:cs="Times New Roman"/>
+          <w:sz w:val="24"/>
+          <w:szCs w:val="28"/>
+        </w:rPr>
+        <w:t>53</w:t>
+      </w:r>
+      <w:r>
+        <w:rPr>
+          <w:rFonts w:ascii="Times New Roman" w:hAnsi="Times New Roman" w:cs="Times New Roman"/>
+          <w:sz w:val="24"/>
+          <w:szCs w:val="28"/>
+        </w:rPr>
+        <w:t xml:space="preserve">, между группами </w:t>
       </w:r>
       <w:r>
         <w:rPr>
@@ -826,7 +1182,31 @@
           <w:sz w:val="24"/>
           <w:szCs w:val="28"/>
         </w:rPr>
-        <w:t xml:space="preserve"> 0,05, а в целом </w:t>
+        <w:t xml:space="preserve"> 0,</w:t>
+      </w:r>
+      <w:r>
+        <w:rPr>
+          <w:rFonts w:ascii="Times New Roman" w:hAnsi="Times New Roman" w:cs="Times New Roman"/>
+          <w:sz w:val="24"/>
+          <w:szCs w:val="28"/>
+        </w:rPr>
+        <w:t>83</w:t>
+      </w:r>
+      <w:r>
+        <w:rPr>
+          <w:rFonts w:ascii="Times New Roman" w:hAnsi="Times New Roman" w:cs="Times New Roman"/>
+          <w:sz w:val="24"/>
+          <w:szCs w:val="28"/>
+        </w:rPr>
+        <w:t xml:space="preserve">, а </w:t>
+      </w:r>
+      <w:r>
+        <w:rPr>
+          <w:rFonts w:ascii="Times New Roman" w:hAnsi="Times New Roman" w:cs="Times New Roman"/>
+          <w:sz w:val="24"/>
+          <w:szCs w:val="28"/>
+        </w:rPr>
+        <w:t xml:space="preserve">общий </w:t>
       </w:r>
       <w:r>
         <w:rPr>
@@ -842,7 +1222,23 @@
           <w:sz w:val="24"/>
           <w:szCs w:val="28"/>
         </w:rPr>
-        <w:t xml:space="preserve"> 0,08.</w:t>
+        <w:t xml:space="preserve"> 0,</w:t>
+      </w:r>
+      <w:r>
+        <w:rPr>
+          <w:rFonts w:ascii="Times New Roman" w:hAnsi="Times New Roman" w:cs="Times New Roman"/>
+          <w:sz w:val="24"/>
+          <w:szCs w:val="28"/>
+        </w:rPr>
+        <w:t>75</w:t>
+      </w:r>
+      <w:r>
+        <w:rPr>
+          <w:rFonts w:ascii="Times New Roman" w:hAnsi="Times New Roman" w:cs="Times New Roman"/>
+          <w:sz w:val="24"/>
+          <w:szCs w:val="28"/>
+        </w:rPr>
+        <w:t>.</w:t>
       </w:r>
     </w:p>
     <w:p>
@@ -894,7 +1290,63 @@
           <w:sz w:val="24"/>
           <w:szCs w:val="28"/>
         </w:rPr>
-        <w:t>. Коэффициент детерминации внутри групп составил 0,005, между группами – 0,53, а в целом – 0,41.</w:t>
+        <w:t>. Коэффициент детерминации внутри групп составил 0,</w:t>
+      </w:r>
+      <w:r>
+        <w:rPr>
+          <w:rFonts w:ascii="Times New Roman" w:hAnsi="Times New Roman" w:cs="Times New Roman"/>
+          <w:sz w:val="24"/>
+          <w:szCs w:val="28"/>
+        </w:rPr>
+        <w:t>50</w:t>
+      </w:r>
+      <w:r>
+        <w:rPr>
+          <w:rFonts w:ascii="Times New Roman" w:hAnsi="Times New Roman" w:cs="Times New Roman"/>
+          <w:sz w:val="24"/>
+          <w:szCs w:val="28"/>
+        </w:rPr>
+        <w:t>, между группами – 0,</w:t>
+      </w:r>
+      <w:r>
+        <w:rPr>
+          <w:rFonts w:ascii="Times New Roman" w:hAnsi="Times New Roman" w:cs="Times New Roman"/>
+          <w:sz w:val="24"/>
+          <w:szCs w:val="28"/>
+        </w:rPr>
+        <w:t>96</w:t>
+      </w:r>
+      <w:r>
+        <w:rPr>
+          <w:rFonts w:ascii="Times New Roman" w:hAnsi="Times New Roman" w:cs="Times New Roman"/>
+          <w:sz w:val="24"/>
+          <w:szCs w:val="28"/>
+        </w:rPr>
+        <w:t xml:space="preserve">, а </w:t>
+      </w:r>
+      <w:r>
+        <w:rPr>
+          <w:rFonts w:ascii="Times New Roman" w:hAnsi="Times New Roman" w:cs="Times New Roman"/>
+          <w:sz w:val="24"/>
+          <w:szCs w:val="28"/>
+        </w:rPr>
+        <w:t xml:space="preserve">общий </w:t>
+      </w:r>
+      <w:r>
+        <w:rPr>
+          <w:rFonts w:ascii="Times New Roman" w:hAnsi="Times New Roman" w:cs="Times New Roman"/>
+          <w:sz w:val="24"/>
+          <w:szCs w:val="28"/>
+        </w:rPr>
+        <w:t>– 0,73</w:t>
+      </w:r>
+      <w:r>
+        <w:rPr>
+          <w:rFonts w:ascii="Times New Roman" w:hAnsi="Times New Roman" w:cs="Times New Roman"/>
+          <w:sz w:val="24"/>
+          <w:szCs w:val="28"/>
+        </w:rPr>
+        <w:t>.</w:t>
       </w:r>
     </w:p>
     <w:p>
@@ -938,14 +1390,6 @@
           <w:sz w:val="24"/>
           <w:szCs w:val="28"/>
         </w:rPr>
-        <w:t xml:space="preserve"> переменных с знаки</w:t>
-      </w:r>
-      <w:r>
-        <w:rPr>
-          <w:rFonts w:ascii="Times New Roman" w:hAnsi="Times New Roman" w:cs="Times New Roman"/>
-          <w:sz w:val="24"/>
-          <w:szCs w:val="28"/>
-        </w:rPr>
         <w:t xml:space="preserve"> </w:t>
       </w:r>
       <w:r>
@@ -954,7 +1398,15 @@
           <w:sz w:val="24"/>
           <w:szCs w:val="28"/>
         </w:rPr>
-        <w:t>их коэффициентов.</w:t>
+        <w:t xml:space="preserve">и </w:t>
+      </w:r>
+      <w:r>
+        <w:rPr>
+          <w:rFonts w:ascii="Times New Roman" w:hAnsi="Times New Roman" w:cs="Times New Roman"/>
+          <w:sz w:val="24"/>
+          <w:szCs w:val="28"/>
+        </w:rPr>
+        <w:t>знаки</w:t>
       </w:r>
       <w:r>
         <w:rPr>
@@ -970,6 +1422,38 @@
           <w:sz w:val="24"/>
           <w:szCs w:val="28"/>
         </w:rPr>
+        <w:t>предыдущих переменных, а также выявила значимость рыночной</w:t>
+      </w:r>
+      <w:r>
+        <w:rPr>
+          <w:rFonts w:ascii="Times New Roman" w:hAnsi="Times New Roman" w:cs="Times New Roman"/>
+          <w:sz w:val="24"/>
+          <w:szCs w:val="28"/>
+        </w:rPr>
+        <w:t xml:space="preserve"> капитализация фондового рынка</w:t>
+      </w:r>
+      <w:r>
+        <w:rPr>
+          <w:rFonts w:ascii="Times New Roman" w:hAnsi="Times New Roman" w:cs="Times New Roman"/>
+          <w:sz w:val="24"/>
+          <w:szCs w:val="28"/>
+        </w:rPr>
+        <w:t xml:space="preserve"> со знаком минус.</w:t>
+      </w:r>
+      <w:r>
+        <w:rPr>
+          <w:rFonts w:ascii="Times New Roman" w:hAnsi="Times New Roman" w:cs="Times New Roman"/>
+          <w:sz w:val="24"/>
+          <w:szCs w:val="28"/>
+        </w:rPr>
+        <w:t xml:space="preserve"> </w:t>
+      </w:r>
+      <w:r>
+        <w:rPr>
+          <w:rFonts w:ascii="Times New Roman" w:hAnsi="Times New Roman" w:cs="Times New Roman"/>
+          <w:sz w:val="24"/>
+          <w:szCs w:val="28"/>
+        </w:rPr>
         <w:t>Показатель</w:t>
       </w:r>
       <w:r>
@@ -978,7 +1462,23 @@
           <w:sz w:val="24"/>
           <w:szCs w:val="28"/>
         </w:rPr>
-        <w:t xml:space="preserve"> детерминации внутри групп составил 0,29, между группами </w:t>
+        <w:t xml:space="preserve"> детерм</w:t>
+      </w:r>
+      <w:r>
+        <w:rPr>
+          <w:rFonts w:ascii="Times New Roman" w:hAnsi="Times New Roman" w:cs="Times New Roman"/>
+          <w:sz w:val="24"/>
+          <w:szCs w:val="28"/>
+        </w:rPr>
+        <w:t>инации внутри групп составил 0,51</w:t>
+      </w:r>
+      <w:r>
+        <w:rPr>
+          <w:rFonts w:ascii="Times New Roman" w:hAnsi="Times New Roman" w:cs="Times New Roman"/>
+          <w:sz w:val="24"/>
+          <w:szCs w:val="28"/>
+        </w:rPr>
+        <w:t xml:space="preserve">, между группами </w:t>
       </w:r>
       <w:r>
         <w:rPr>
@@ -994,7 +1494,23 @@
           <w:sz w:val="24"/>
           <w:szCs w:val="28"/>
         </w:rPr>
-        <w:t xml:space="preserve"> 0,08, а в целом </w:t>
+        <w:t xml:space="preserve"> 0,74</w:t>
+      </w:r>
+      <w:r>
+        <w:rPr>
+          <w:rFonts w:ascii="Times New Roman" w:hAnsi="Times New Roman" w:cs="Times New Roman"/>
+          <w:sz w:val="24"/>
+          <w:szCs w:val="28"/>
+        </w:rPr>
+        <w:t xml:space="preserve">, а </w:t>
+      </w:r>
+      <w:r>
+        <w:rPr>
+          <w:rFonts w:ascii="Times New Roman" w:hAnsi="Times New Roman" w:cs="Times New Roman"/>
+          <w:sz w:val="24"/>
+          <w:szCs w:val="28"/>
+        </w:rPr>
+        <w:t xml:space="preserve">общий </w:t>
       </w:r>
       <w:r>
         <w:rPr>
@@ -1010,8 +1526,18 @@
           <w:sz w:val="24"/>
           <w:szCs w:val="28"/>
         </w:rPr>
-        <w:t xml:space="preserve"> 0,11.</w:t>
-      </w:r>
+        <w:t xml:space="preserve"> 0,68</w:t>
+      </w:r>
+      <w:r>
+        <w:rPr>
+          <w:rFonts w:ascii="Times New Roman" w:hAnsi="Times New Roman" w:cs="Times New Roman"/>
+          <w:sz w:val="24"/>
+          <w:szCs w:val="28"/>
+        </w:rPr>
+        <w:t>.</w:t>
+      </w:r>
+      <w:bookmarkStart w:id="0" w:name="_GoBack"/>
+      <w:bookmarkEnd w:id="0"/>
     </w:p>
     <w:p>
       <w:pPr>
@@ -1030,103 +1556,7 @@
           <w:sz w:val="24"/>
           <w:szCs w:val="28"/>
         </w:rPr>
-        <w:t xml:space="preserve">Таким образом, оказывается, что независимо от подхода к панельному анализу, увеличение рыночной капитализации снижает </w:t>
-      </w:r>
-      <w:r>
-        <w:rPr>
-          <w:rFonts w:ascii="Times New Roman" w:hAnsi="Times New Roman" w:cs="Times New Roman"/>
-          <w:sz w:val="24"/>
-          <w:szCs w:val="28"/>
-        </w:rPr>
-        <w:t>прирост</w:t>
-      </w:r>
-      <w:r>
-        <w:rPr>
-          <w:rFonts w:ascii="Times New Roman" w:hAnsi="Times New Roman" w:cs="Times New Roman"/>
-          <w:sz w:val="24"/>
-          <w:szCs w:val="28"/>
-        </w:rPr>
-        <w:t xml:space="preserve"> ВВП, в то время как увеличение </w:t>
-      </w:r>
-      <w:r>
-        <w:rPr>
-          <w:rFonts w:ascii="Times New Roman" w:hAnsi="Times New Roman" w:cs="Times New Roman"/>
-          <w:sz w:val="24"/>
-          <w:szCs w:val="28"/>
-        </w:rPr>
-        <w:t>кредитной задолженности частного сектора</w:t>
-      </w:r>
-      <w:r>
-        <w:rPr>
-          <w:rFonts w:ascii="Times New Roman" w:hAnsi="Times New Roman" w:cs="Times New Roman"/>
-          <w:sz w:val="24"/>
-          <w:szCs w:val="28"/>
-        </w:rPr>
-        <w:t>, наоборот, увеличивает</w:t>
-      </w:r>
-      <w:r>
-        <w:rPr>
-          <w:rFonts w:ascii="Times New Roman" w:hAnsi="Times New Roman" w:cs="Times New Roman"/>
-          <w:sz w:val="24"/>
-          <w:szCs w:val="28"/>
-        </w:rPr>
-        <w:t xml:space="preserve"> рост</w:t>
-      </w:r>
-      <w:r>
-        <w:rPr>
-          <w:rFonts w:ascii="Times New Roman" w:hAnsi="Times New Roman" w:cs="Times New Roman"/>
-          <w:sz w:val="24"/>
-          <w:szCs w:val="28"/>
-        </w:rPr>
-        <w:t xml:space="preserve"> ВВП. Автор считает, что этот результат обусловлен тем, что выборка включает широкий круг стран, </w:t>
-      </w:r>
-      <w:r>
-        <w:rPr>
-          <w:rFonts w:ascii="Times New Roman" w:hAnsi="Times New Roman" w:cs="Times New Roman"/>
-          <w:sz w:val="24"/>
-          <w:szCs w:val="28"/>
-        </w:rPr>
-        <w:t xml:space="preserve">в том числе </w:t>
-      </w:r>
-      <w:r>
-        <w:rPr>
-          <w:rFonts w:ascii="Times New Roman" w:hAnsi="Times New Roman" w:cs="Times New Roman"/>
-          <w:sz w:val="24"/>
-          <w:szCs w:val="28"/>
-        </w:rPr>
-        <w:t>чьи финансовые системы еще не созрели</w:t>
-      </w:r>
-      <w:r>
-        <w:rPr>
-          <w:rFonts w:ascii="Times New Roman" w:hAnsi="Times New Roman" w:cs="Times New Roman"/>
-          <w:sz w:val="24"/>
-          <w:szCs w:val="28"/>
-        </w:rPr>
-        <w:t xml:space="preserve"> для фондовых рынков</w:t>
-      </w:r>
-      <w:r>
-        <w:rPr>
-          <w:rFonts w:ascii="Times New Roman" w:hAnsi="Times New Roman" w:cs="Times New Roman"/>
-          <w:sz w:val="24"/>
-          <w:szCs w:val="28"/>
-        </w:rPr>
-        <w:t xml:space="preserve">, но уже имеют </w:t>
-      </w:r>
-      <w:r>
-        <w:rPr>
-          <w:rFonts w:ascii="Times New Roman" w:hAnsi="Times New Roman" w:cs="Times New Roman"/>
-          <w:sz w:val="24"/>
-          <w:szCs w:val="28"/>
-        </w:rPr>
-        <w:t>их</w:t>
-      </w:r>
-      <w:r>
-        <w:rPr>
-          <w:rFonts w:ascii="Times New Roman" w:hAnsi="Times New Roman" w:cs="Times New Roman"/>
-          <w:sz w:val="24"/>
-          <w:szCs w:val="28"/>
-        </w:rPr>
-        <w:t>. Для таких стран необходимо дальнейшее развитие банковских систем, прежде чем начнет проявляться эффект убывающей отдачи, предшествующий развитию фондовых рынков. Автор считает, что для более объективного анализа влияния отдельных показателей финансовой системы на экономический рост, вероятно, необходимо сначала разделить страны на кластеры.</w:t>
+        <w:t>Таким образом, оказывается, что независимо от подхода к панельному анализу, увеличение долга частного сектора и экспорта товаров и услуг оказывает положительное влияние на рост ВВП, в то время как вклад увеличения рыночной капитализации либо отрицательный, либо нейтральный. Автор считает, что этот результат обусловлен тем, что финансовые системы Китайской Народной Республики и Республики Индия еще недостаточно зрелы для фондовых рынков, но уже имеют их. Этим странам, вероятно, необходимо продолжить развитие своих банковских систем до появления эффекта убывающей отдачи, и только после этого перейти к активному развитию фондовых рынков. Однако автор считает, что Китай ближе к этому пределу, чем Индия, и, возможно, уже его превысил. Автор полагает, что для более объективного анализа влияния отдельных показателей финансовой системы на экономический рост, вероятно, необходимо кластеризовать страны перед проведением панельного анализа.</w:t>
       </w:r>
     </w:p>
     <w:p>
@@ -1510,7 +1940,6 @@
           <w:sz w:val="24"/>
           <w:szCs w:val="28"/>
         </w:rPr>
-        <w:lastRenderedPageBreak/>
         <w:t xml:space="preserve">Алехин Б.И. Банки, биржи и экономический рост России // Финансовый журнал. –№ 5(39). </w:t>
       </w:r>
       <w:r>
@@ -2512,7 +2941,7 @@
 </file>
 
 <file path=customXml/itemProps1.xml><?xml version="1.0" encoding="utf-8"?>
-<ds:datastoreItem xmlns:ds="http://schemas.openxmlformats.org/officeDocument/2006/customXml" ds:itemID="{C687D9A7-18F1-4660-A450-23D0D5D02F8B}">
+<ds:datastoreItem xmlns:ds="http://schemas.openxmlformats.org/officeDocument/2006/customXml" ds:itemID="{53045AAA-7638-48F5-B551-0D5DC63C7C0B}">
   <ds:schemaRefs>
     <ds:schemaRef ds:uri="http://schemas.openxmlformats.org/officeDocument/2006/bibliography"/>
   </ds:schemaRefs>

--- a/lomonsov 2026/Тезисы ломоносов 2026.docx
+++ b/lomonsov 2026/Тезисы ломоносов 2026.docx
@@ -393,7 +393,23 @@
           <w:sz w:val="24"/>
           <w:szCs w:val="28"/>
         </w:rPr>
-        <w:t xml:space="preserve">проанализировать вклад фондовых рынков и банковского сектора в экономический рост. В рамках исследования использовалась </w:t>
+        <w:t>проанализировать вклад фондовых рынков и банковского сектора в экономический рост. В рамках исследования использовал</w:t>
+      </w:r>
+      <w:r>
+        <w:rPr>
+          <w:rFonts w:ascii="Times New Roman" w:eastAsia="SimSun" w:hAnsi="Times New Roman" w:cs="Times New Roman"/>
+          <w:sz w:val="24"/>
+          <w:szCs w:val="28"/>
+        </w:rPr>
+        <w:t>и</w:t>
+      </w:r>
+      <w:r>
+        <w:rPr>
+          <w:rFonts w:ascii="Times New Roman" w:hAnsi="Times New Roman" w:cs="Times New Roman"/>
+          <w:sz w:val="24"/>
+          <w:szCs w:val="28"/>
+        </w:rPr>
+        <w:t xml:space="preserve">сь </w:t>
       </w:r>
       <w:r>
         <w:rPr>
@@ -433,23 +449,7 @@
           <w:sz w:val="24"/>
           <w:szCs w:val="28"/>
         </w:rPr>
-        <w:t xml:space="preserve"> (показатель</w:t>
-      </w:r>
-      <w:r>
-        <w:rPr>
-          <w:rFonts w:ascii="Times New Roman" w:hAnsi="Times New Roman" w:cs="Times New Roman"/>
-          <w:sz w:val="24"/>
-          <w:szCs w:val="28"/>
-        </w:rPr>
-        <w:t xml:space="preserve"> банковского сектора</w:t>
-      </w:r>
-      <w:r>
-        <w:rPr>
-          <w:rFonts w:ascii="Times New Roman" w:hAnsi="Times New Roman" w:cs="Times New Roman"/>
-          <w:sz w:val="24"/>
-          <w:szCs w:val="28"/>
-        </w:rPr>
-        <w:t xml:space="preserve">), </w:t>
+        <w:t xml:space="preserve"> (показатель банковского сектора), </w:t>
       </w:r>
       <w:r>
         <w:rPr>
@@ -661,7 +661,15 @@
           <w:sz w:val="24"/>
           <w:szCs w:val="28"/>
         </w:rPr>
-        <w:t xml:space="preserve"> Индия за период с 1991 по 2021</w:t>
+        <w:t xml:space="preserve"> Индия за период с 1991 по 202</w:t>
+      </w:r>
+      <w:r>
+        <w:rPr>
+          <w:rFonts w:ascii="Times New Roman" w:hAnsi="Times New Roman" w:cs="Times New Roman"/>
+          <w:sz w:val="24"/>
+          <w:szCs w:val="28"/>
+        </w:rPr>
+        <w:t>4</w:t>
       </w:r>
       <w:r>
         <w:rPr>
@@ -961,31 +969,7 @@
           <w:sz w:val="24"/>
           <w:szCs w:val="28"/>
         </w:rPr>
-        <w:t xml:space="preserve">и </w:t>
-      </w:r>
-      <w:r>
-        <w:rPr>
-          <w:rFonts w:ascii="Times New Roman" w:hAnsi="Times New Roman" w:cs="Times New Roman"/>
-          <w:sz w:val="24"/>
-          <w:szCs w:val="28"/>
-        </w:rPr>
-        <w:t>объем</w:t>
-      </w:r>
-      <w:r>
-        <w:rPr>
-          <w:rFonts w:ascii="Times New Roman" w:hAnsi="Times New Roman" w:cs="Times New Roman"/>
-          <w:sz w:val="24"/>
-          <w:szCs w:val="28"/>
-        </w:rPr>
-        <w:t>а</w:t>
-      </w:r>
-      <w:r>
-        <w:rPr>
-          <w:rFonts w:ascii="Times New Roman" w:hAnsi="Times New Roman" w:cs="Times New Roman"/>
-          <w:sz w:val="24"/>
-          <w:szCs w:val="28"/>
-        </w:rPr>
-        <w:t xml:space="preserve"> </w:t>
+        <w:t xml:space="preserve">и объема </w:t>
       </w:r>
       <w:r>
         <w:rPr>
@@ -1422,23 +1406,7 @@
           <w:sz w:val="24"/>
           <w:szCs w:val="28"/>
         </w:rPr>
-        <w:t>предыдущих переменных, а также выявила значимость рыночной</w:t>
-      </w:r>
-      <w:r>
-        <w:rPr>
-          <w:rFonts w:ascii="Times New Roman" w:hAnsi="Times New Roman" w:cs="Times New Roman"/>
-          <w:sz w:val="24"/>
-          <w:szCs w:val="28"/>
-        </w:rPr>
-        <w:t xml:space="preserve"> капитализация фондового рынка</w:t>
-      </w:r>
-      <w:r>
-        <w:rPr>
-          <w:rFonts w:ascii="Times New Roman" w:hAnsi="Times New Roman" w:cs="Times New Roman"/>
-          <w:sz w:val="24"/>
-          <w:szCs w:val="28"/>
-        </w:rPr>
-        <w:t xml:space="preserve"> со знаком минус.</w:t>
+        <w:t>предыдущих переменных, а также выявила значимость рыночной капитализация фондового рынка со знаком минус.</w:t>
       </w:r>
       <w:r>
         <w:rPr>
@@ -1536,8 +1504,6 @@
         </w:rPr>
         <w:t>.</w:t>
       </w:r>
-      <w:bookmarkStart w:id="0" w:name="_GoBack"/>
-      <w:bookmarkEnd w:id="0"/>
     </w:p>
     <w:p>
       <w:pPr>
@@ -1556,7 +1522,41 @@
           <w:sz w:val="24"/>
           <w:szCs w:val="28"/>
         </w:rPr>
-        <w:t>Таким образом, оказывается, что независимо от подхода к панельному анализу, увеличение долга частного сектора и экспорта товаров и услуг оказывает положительное влияние на рост ВВП, в то время как вклад увеличения рыночной капитализации либо отрицательный, либо нейтральный. Автор считает, что этот результат обусловлен тем, что финансовые системы Китайской Народной Республики и Республики Индия еще недостаточно зрелы для фондовых рынков, но уже имеют их. Этим странам, вероятно, необходимо продолжить развитие своих банковских систем до появления эффекта убывающей отдачи, и только после этого перейти к активному развитию фондовых рынков. Однако автор считает, что Китай ближе к этому пределу, чем Индия, и, возможно, уже его превысил. Автор полагает, что для более объективного анализа влияния отдельных показателей финансовой системы на экономический рост, вероятно, необходимо кластеризовать страны перед проведением панельного анализа.</w:t>
+        <w:t xml:space="preserve">Таким образом, оказывается, что независимо от подхода к панельному анализу, увеличение долга частного сектора и экспорта товаров и услуг оказывает положительное влияние на рост ВВП, в то время как вклад увеличения рыночной капитализации либо отрицательный, либо нейтральный. Автор считает, что этот результат обусловлен тем, что финансовые системы Китайской Народной Республики и Республики Индия еще недостаточно зрелы для фондовых рынков, но уже имеют их. Этим странам, вероятно, необходимо продолжить развитие своих банковских систем до появления эффекта убывающей отдачи, и только после этого перейти к активному развитию фондовых рынков. </w:t>
+      </w:r>
+      <w:r>
+        <w:rPr>
+          <w:rFonts w:ascii="Times New Roman" w:hAnsi="Times New Roman" w:cs="Times New Roman"/>
+          <w:sz w:val="24"/>
+          <w:szCs w:val="28"/>
+        </w:rPr>
+        <w:t>Однако автор считает, что Китай ближе к этому пределу, чем И</w:t>
+      </w:r>
+      <w:bookmarkStart w:id="0" w:name="_GoBack"/>
+      <w:bookmarkEnd w:id="0"/>
+      <w:r>
+        <w:rPr>
+          <w:rFonts w:ascii="Times New Roman" w:hAnsi="Times New Roman" w:cs="Times New Roman"/>
+          <w:sz w:val="24"/>
+          <w:szCs w:val="28"/>
+        </w:rPr>
+        <w:t>ндия, и, возможно, уже его превысил, поэтому их одноврем</w:t>
+      </w:r>
+      <w:r>
+        <w:rPr>
+          <w:rFonts w:ascii="Times New Roman" w:hAnsi="Times New Roman" w:cs="Times New Roman"/>
+          <w:sz w:val="24"/>
+          <w:szCs w:val="28"/>
+        </w:rPr>
+        <w:t>енный анализ может искажать результат</w:t>
+      </w:r>
+      <w:r>
+        <w:rPr>
+          <w:rFonts w:ascii="Times New Roman" w:hAnsi="Times New Roman" w:cs="Times New Roman"/>
+          <w:sz w:val="24"/>
+          <w:szCs w:val="28"/>
+        </w:rPr>
+        <w:t xml:space="preserve">. </w:t>
       </w:r>
     </w:p>
     <w:p>
@@ -2941,7 +2941,7 @@
 </file>
 
 <file path=customXml/itemProps1.xml><?xml version="1.0" encoding="utf-8"?>
-<ds:datastoreItem xmlns:ds="http://schemas.openxmlformats.org/officeDocument/2006/customXml" ds:itemID="{53045AAA-7638-48F5-B551-0D5DC63C7C0B}">
+<ds:datastoreItem xmlns:ds="http://schemas.openxmlformats.org/officeDocument/2006/customXml" ds:itemID="{D33FDAD0-DD19-40B6-AD70-AB0601203AF5}">
   <ds:schemaRefs>
     <ds:schemaRef ds:uri="http://schemas.openxmlformats.org/officeDocument/2006/bibliography"/>
   </ds:schemaRefs>
